--- a/Reports/MC_ SOW Report .docx
+++ b/Reports/MC_ SOW Report .docx
@@ -73,33 +73,10 @@
         <w:t xml:space="preserve"> of </w:t>
       </w:r>
       <w:r>
-        <w:t xml:space="preserve">students who are </w:t>
-      </w:r>
-      <w:proofErr w:type="spellStart"/>
-      <w:proofErr w:type="gramStart"/>
-      <w:r>
-        <w:t>under represented</w:t>
-      </w:r>
-      <w:proofErr w:type="spellEnd"/>
-      <w:proofErr w:type="gramEnd"/>
-      <w:r>
-        <w:t xml:space="preserve"> in medicine vs not (</w:t>
-      </w:r>
-      <w:proofErr w:type="spellStart"/>
-      <w:r>
-        <w:t>URiM</w:t>
-      </w:r>
-      <w:proofErr w:type="spellEnd"/>
-      <w:r>
-        <w:t xml:space="preserve"> students vs not </w:t>
-      </w:r>
-      <w:proofErr w:type="spellStart"/>
-      <w:r>
-        <w:t>URiM</w:t>
-      </w:r>
-      <w:proofErr w:type="spellEnd"/>
-      <w:r>
-        <w:t xml:space="preserve"> students</w:t>
+        <w:t>students who are under represented in medicine vs not (</w:t>
+      </w:r>
+      <w:r>
+        <w:t>URiM students vs not URiM students</w:t>
       </w:r>
       <w:r>
         <w:t>)</w:t>
@@ -129,13 +106,10 @@
         <w:pStyle w:val="FirstParagraph"/>
       </w:pPr>
       <w:r>
-        <w:t>This retrospective, cross-sectional observational study will analyze student performance data from OSCE</w:t>
-      </w:r>
-      <w:r>
-        <w:t xml:space="preserve"> scores</w:t>
-      </w:r>
-      <w:r>
-        <w:t xml:space="preserve"> to evaluate potential assessment biases related to student and standardized patient demographics.</w:t>
+        <w:t xml:space="preserve">This retrospective, cross-sectional observational study will analyze student performance data from OSCE scores to evaluate potential assessment biases related to student </w:t>
+      </w:r>
+      <w:r>
+        <w:t>demographic characteristics, including URM status and gender.</w:t>
       </w:r>
     </w:p>
     <w:p>
@@ -150,85 +124,77 @@
     <w:p>
       <w:pPr>
         <w:pStyle w:val="FirstParagraph"/>
-      </w:pPr>
-      <w:r>
-        <w:t xml:space="preserve">Relevant to the analysis the variables </w:t>
-      </w:r>
-      <w:proofErr w:type="gramStart"/>
-      <w:r>
-        <w:t>are :</w:t>
-      </w:r>
-      <w:proofErr w:type="gramEnd"/>
-      <w:r>
-        <w:t xml:space="preserve">  </w:t>
-      </w:r>
-      <w:r>
-        <w:t xml:space="preserve">USMLE scores (Step1_Exam Score, Step2_CK exam score), URM or not URM (URM variable), Gender, </w:t>
-      </w:r>
-      <w:r>
-        <w:t>clerkship</w:t>
-      </w:r>
-      <w:r>
-        <w:t xml:space="preserve"> grades (</w:t>
-      </w:r>
-      <w:r>
-        <w:t xml:space="preserve">specifically </w:t>
-      </w:r>
-      <w:r>
-        <w:t>‘final’ grade variables)</w:t>
-      </w:r>
-      <w:r>
-        <w:t xml:space="preserve">. </w:t>
-      </w:r>
-    </w:p>
-    <w:p>
-      <w:pPr>
-        <w:pStyle w:val="Heading2"/>
       </w:pPr>
       <w:bookmarkStart w:id="3" w:name="statistical-methods"/>
       <w:bookmarkEnd w:id="2"/>
       <w:r>
-        <w:t xml:space="preserve">Anticipated Sample Size / Study </w:t>
-      </w:r>
-      <w:proofErr w:type="spellStart"/>
-      <w:r>
-        <w:t>population</w:t>
-      </w:r>
-      <w:proofErr w:type="spellEnd"/>
+        <w:t>The dataset comprises 52 total variables, with the primary outcome being the</w:t>
+      </w:r>
+      <w:r>
+        <w:t xml:space="preserve"> continuous </w:t>
+      </w:r>
+      <w:r>
+        <w:t xml:space="preserve">OSCE score. </w:t>
+      </w:r>
+      <w:r>
+        <w:t xml:space="preserve">Variables relevant to the analysis include </w:t>
+      </w:r>
+      <w:r>
+        <w:t xml:space="preserve">USMLE exam scores (Step 1 and Step 2 CK) alongside 16 percentage-based OSCE component scores gathered across multiple assessment tools and </w:t>
+      </w:r>
+      <w:r>
+        <w:t>classes</w:t>
+      </w:r>
+      <w:r>
+        <w:t xml:space="preserve"> (such as Bates, Ramos, Payne, Hyde, and Snelling). Additionally, the analysis incorporates key categorical variables for student URM status</w:t>
+      </w:r>
+      <w:r>
+        <w:t xml:space="preserve"> (URM vs not URM)</w:t>
+      </w:r>
+      <w:r>
+        <w:t>, gender (M, F, D), and final clerkship grades.</w:t>
+      </w:r>
     </w:p>
     <w:p>
       <w:pPr>
         <w:pStyle w:val="BodyText"/>
       </w:pPr>
-      <w:proofErr w:type="spellStart"/>
-      <w:r>
-        <w:t>There</w:t>
-      </w:r>
-      <w:proofErr w:type="spellEnd"/>
-      <w:r>
-        <w:t xml:space="preserve"> are 199 observations. For OSCE scores, if one of the component scores is missing, we will keep this student in the dataset. Students missing more than one of the scores should be flagged for the investigator to assess. </w:t>
-      </w:r>
-      <w:proofErr w:type="gramStart"/>
-      <w:r>
-        <w:t>Student</w:t>
-      </w:r>
-      <w:proofErr w:type="gramEnd"/>
-      <w:r>
-        <w:t xml:space="preserve"> missing rows of scores were removed.</w:t>
-      </w:r>
-    </w:p>
-    <w:p>
-      <w:pPr>
-        <w:pStyle w:val="BodyText"/>
-      </w:pPr>
-    </w:p>
-    <w:p>
-      <w:pPr>
-        <w:pStyle w:val="Heading1"/>
-      </w:pPr>
+    </w:p>
+    <w:p>
+      <w:pPr>
+        <w:pStyle w:val="Heading2"/>
+      </w:pPr>
+      <w:r>
+        <w:t>Anticipated Sample Size / Study population</w:t>
+      </w:r>
       <w:bookmarkStart w:id="4" w:name="results"/>
       <w:bookmarkEnd w:id="1"/>
       <w:bookmarkEnd w:id="3"/>
+    </w:p>
+    <w:p>
+      <w:pPr>
+        <w:pStyle w:val="BodyText"/>
+      </w:pPr>
+      <w:r>
+        <w:t>The dataset includes a total of 199 observations representing undergraduate medical students.</w:t>
+      </w:r>
+      <w:r>
+        <w:t xml:space="preserve"> </w:t>
+      </w:r>
+      <w:r>
+        <w:t xml:space="preserve">For OSCE scores, if one of the component scores is missing, we will keep this student in the dataset. Students missing more than one of the scores should be flagged for the investigator to assess. Student missing rows of scores </w:t>
+      </w:r>
+      <w:r>
+        <w:t>potentially will be</w:t>
+      </w:r>
+      <w:r>
+        <w:t xml:space="preserve"> removed.</w:t>
+      </w:r>
+    </w:p>
+    <w:p>
+      <w:pPr>
+        <w:pStyle w:val="Heading1"/>
+      </w:pPr>
       <w:r>
         <w:t>Hypothesis</w:t>
       </w:r>
@@ -261,10 +227,7 @@
         <w:pStyle w:val="BodyText"/>
       </w:pPr>
       <w:r>
-        <w:t xml:space="preserve">Research Question: </w:t>
-      </w:r>
-      <w:r>
-        <w:t>Do average communication and physical examination OSCE scores differ significantly between URM and non-URM students?</w:t>
+        <w:t>Research Question: Do average communication and physical examination OSCE scores differ significantly between URM and non-URM students?</w:t>
       </w:r>
     </w:p>
     <w:p>
@@ -272,6 +235,7 @@
         <w:pStyle w:val="BodyText"/>
       </w:pPr>
       <w:r>
+        <w:lastRenderedPageBreak/>
         <w:t>Clinical hyp</w:t>
       </w:r>
       <w:r>
@@ -286,7 +250,6 @@
         <w:pStyle w:val="BodyText"/>
       </w:pPr>
       <w:r>
-        <w:lastRenderedPageBreak/>
         <w:t xml:space="preserve">Statistical </w:t>
       </w:r>
       <w:r>
@@ -349,10 +312,7 @@
         <w:pStyle w:val="FirstParagraph"/>
       </w:pPr>
       <w:r>
-        <w:t xml:space="preserve">OSCE scores </w:t>
-      </w:r>
-      <w:r>
-        <w:t xml:space="preserve">will be aggregated into composite communication and physical examination component scores. These scores will then be stratified by URM status and gender to evaluate potential performance disparities across these groups. Two-sample </w:t>
+        <w:t xml:space="preserve">OSCE scores will be aggregated into composite communication and physical examination component scores. These scores will then be stratified by URM status and gender to evaluate potential performance disparities across these groups. Two-sample </w:t>
       </w:r>
       <m:oMath>
         <m:r>
